--- a/Concordance (1).docx
+++ b/Concordance (1).docx
@@ -15,6 +15,105 @@
         <w:rPr>
           <w:rFonts w:cs="Times New Roman" w:ascii="Times New Roman" w:hAnsi="Times New Roman"/>
         </w:rPr>
+        <w:t>Concordance file</w:t>
+        <w:tab/>
+        <w:t>Last edited 9/30/2026</w:t>
+      </w:r>
+    </w:p>
+    <w:p>
+      <w:pPr>
+        <w:pStyle w:val="Normal"/>
+        <w:bidi w:val="0"/>
+        <w:jc w:val="start"/>
+        <w:rPr>
+          <w:rFonts w:ascii="Times New Roman" w:hAnsi="Times New Roman" w:cs="Times New Roman"/>
+        </w:rPr>
+      </w:pPr>
+      <w:r>
+        <w:rPr>
+          <w:rFonts w:cs="Times New Roman" w:ascii="Times New Roman" w:hAnsi="Times New Roman"/>
+        </w:rPr>
+      </w:r>
+    </w:p>
+    <w:p>
+      <w:pPr>
+        <w:pStyle w:val="Normal"/>
+        <w:bidi w:val="0"/>
+        <w:jc w:val="start"/>
+        <w:rPr>
+          <w:rFonts w:ascii="Times New Roman" w:hAnsi="Times New Roman" w:cs="Times New Roman"/>
+        </w:rPr>
+      </w:pPr>
+      <w:r>
+        <w:rPr>
+          <w:rFonts w:cs="Times New Roman" w:ascii="Times New Roman" w:hAnsi="Times New Roman"/>
+        </w:rPr>
+        <w:t>On page 30, step 4a. in Chapter 1, the command to install Webmin is-</w:t>
+      </w:r>
+    </w:p>
+    <w:p>
+      <w:pPr>
+        <w:pStyle w:val="Normal"/>
+        <w:bidi w:val="0"/>
+        <w:jc w:val="start"/>
+        <w:rPr>
+          <w:rFonts w:ascii="Times New Roman" w:hAnsi="Times New Roman" w:cs="Times New Roman"/>
+        </w:rPr>
+      </w:pPr>
+      <w:r>
+        <w:rPr>
+          <w:rFonts w:cs="Times New Roman" w:ascii="Times New Roman" w:hAnsi="Times New Roman"/>
+        </w:rPr>
+      </w:r>
+    </w:p>
+    <w:p>
+      <w:pPr>
+        <w:pStyle w:val="Normal"/>
+        <w:bidi w:val="0"/>
+        <w:jc w:val="start"/>
+        <w:rPr>
+          <w:rFonts w:ascii="Times New Roman" w:hAnsi="Times New Roman" w:cs="Times New Roman"/>
+        </w:rPr>
+      </w:pPr>
+      <w:r>
+        <w:rPr/>
+        <w:t>sudo apt-get install --install-recommends webmin usermin</w:t>
+      </w:r>
+      <w:r>
+        <w:rPr>
+          <w:rFonts w:cs="Times New Roman" w:ascii="Times New Roman" w:hAnsi="Times New Roman"/>
+        </w:rPr>
+        <w:t xml:space="preserve"> </w:t>
+      </w:r>
+    </w:p>
+    <w:p>
+      <w:pPr>
+        <w:pStyle w:val="Normal"/>
+        <w:bidi w:val="0"/>
+        <w:jc w:val="start"/>
+        <w:rPr>
+          <w:rFonts w:ascii="Times New Roman" w:hAnsi="Times New Roman" w:cs="Times New Roman"/>
+        </w:rPr>
+      </w:pPr>
+      <w:r>
+        <w:rPr>
+          <w:rFonts w:cs="Times New Roman" w:ascii="Times New Roman" w:hAnsi="Times New Roman"/>
+        </w:rPr>
+      </w:r>
+    </w:p>
+    <w:p>
+      <w:pPr>
+        <w:pStyle w:val="Normal"/>
+        <w:bidi w:val="0"/>
+        <w:jc w:val="start"/>
+        <w:rPr>
+          <w:rFonts w:ascii="Times New Roman" w:hAnsi="Times New Roman" w:cs="Times New Roman"/>
+        </w:rPr>
+      </w:pPr>
+      <w:r>
+        <w:rPr>
+          <w:rFonts w:cs="Times New Roman" w:ascii="Times New Roman" w:hAnsi="Times New Roman"/>
+        </w:rPr>
         <w:t>1.2.6 Replacing the Existing NVMe SSD on a Raspberry Pi 500+ with a Larger Capacity Device</w:t>
       </w:r>
     </w:p>
@@ -266,15 +365,7 @@
           <w:sz w:val="24"/>
           <w:szCs w:val="24"/>
         </w:rPr>
-        <w:t xml:space="preserve">b) Having a USB3 NVMe adapter available that works on your Raspberry Pi 500+, such as our recommended </w:t>
-      </w:r>
-      <w:r>
-        <w:rPr>
-          <w:rFonts w:cs="Times New Roman" w:ascii="Times New Roman" w:hAnsi="Times New Roman"/>
-          <w:sz w:val="24"/>
-          <w:szCs w:val="24"/>
-        </w:rPr>
-        <w:t>Eluteng</w:t>
+        <w:t>b) Having a USB3 NVMe adapter available that works on your Raspberry Pi 500+, such as our recommended Eluteng</w:t>
       </w:r>
       <w:r>
         <w:rPr>
